--- a/docs/esupport/Roles.docx
+++ b/docs/esupport/Roles.docx
@@ -46,11 +46,7 @@
       </w:pPr>
       <w:r>
         <w:rPr/>
-        <w:t xml:space="preserve">me.bannock.website.config.security.Roles </w:t>
-      </w:r>
-      <w:r>
-        <w:rPr/>
-        <w:t>has a list of all the roles in the application</w:t>
+        <w:t>me.bannock.website.config.security.Roles has a list of all the roles in the application</w:t>
       </w:r>
     </w:p>
     <w:p>
@@ -78,6 +74,10 @@
     <w:p>
       <w:pPr>
         <w:pStyle w:val="Heading3"/>
+        <w:numPr>
+          <w:ilvl w:val="2"/>
+          <w:numId w:val="1"/>
+        </w:numPr>
         <w:rPr/>
       </w:pPr>
       <w:r>
@@ -172,6 +172,10 @@
     <w:p>
       <w:pPr>
         <w:pStyle w:val="Heading3"/>
+        <w:numPr>
+          <w:ilvl w:val="2"/>
+          <w:numId w:val="1"/>
+        </w:numPr>
         <w:rPr/>
       </w:pPr>
       <w:r>
@@ -497,6 +501,16 @@
       <w:r>
         <w:rPr/>
         <w:t>Needed to create comments</w:t>
+      </w:r>
+    </w:p>
+    <w:p>
+      <w:pPr>
+        <w:pStyle w:val="TextBody"/>
+        <w:spacing w:before="0" w:after="140"/>
+        <w:rPr/>
+      </w:pPr>
+      <w:r>
+        <w:rPr/>
       </w:r>
     </w:p>
     <w:sectPr>
@@ -527,6 +541,7 @@
         </w:tabs>
         <w:ind w:left="0" w:hanging="0"/>
       </w:pPr>
+      <w:rPr/>
     </w:lvl>
     <w:lvl w:ilvl="1">
       <w:start w:val="1"/>
@@ -540,10 +555,10 @@
         </w:tabs>
         <w:ind w:left="0" w:hanging="0"/>
       </w:pPr>
+      <w:rPr/>
     </w:lvl>
     <w:lvl w:ilvl="2">
       <w:start w:val="1"/>
-      <w:pStyle w:val="Heading3"/>
       <w:numFmt w:val="none"/>
       <w:suff w:val="nothing"/>
       <w:lvlText w:val=""/>
@@ -554,6 +569,7 @@
         </w:tabs>
         <w:ind w:left="0" w:hanging="0"/>
       </w:pPr>
+      <w:rPr/>
     </w:lvl>
     <w:lvl w:ilvl="3">
       <w:start w:val="1"/>
@@ -567,6 +583,7 @@
         </w:tabs>
         <w:ind w:left="0" w:hanging="0"/>
       </w:pPr>
+      <w:rPr/>
     </w:lvl>
     <w:lvl w:ilvl="4">
       <w:start w:val="1"/>
@@ -580,6 +597,7 @@
         </w:tabs>
         <w:ind w:left="0" w:hanging="0"/>
       </w:pPr>
+      <w:rPr/>
     </w:lvl>
     <w:lvl w:ilvl="5">
       <w:start w:val="1"/>
@@ -593,6 +611,7 @@
         </w:tabs>
         <w:ind w:left="0" w:hanging="0"/>
       </w:pPr>
+      <w:rPr/>
     </w:lvl>
     <w:lvl w:ilvl="6">
       <w:start w:val="1"/>
@@ -606,6 +625,7 @@
         </w:tabs>
         <w:ind w:left="0" w:hanging="0"/>
       </w:pPr>
+      <w:rPr/>
     </w:lvl>
     <w:lvl w:ilvl="7">
       <w:start w:val="1"/>
@@ -619,6 +639,7 @@
         </w:tabs>
         <w:ind w:left="0" w:hanging="0"/>
       </w:pPr>
+      <w:rPr/>
     </w:lvl>
     <w:lvl w:ilvl="8">
       <w:start w:val="1"/>
@@ -632,6 +653,7 @@
         </w:tabs>
         <w:ind w:left="0" w:hanging="0"/>
       </w:pPr>
+      <w:rPr/>
     </w:lvl>
   </w:abstractNum>
   <w:abstractNum w:abstractNumId="2">
@@ -1557,6 +1579,125 @@
       <w:rPr>
         <w:rFonts w:ascii="OpenSymbol" w:hAnsi="OpenSymbol" w:cs="OpenSymbol" w:hint="default"/>
       </w:rPr>
+    </w:lvl>
+  </w:abstractNum>
+  <w:abstractNum w:abstractNumId="9">
+    <w:lvl w:ilvl="0">
+      <w:start w:val="1"/>
+      <w:numFmt w:val="none"/>
+      <w:suff w:val="nothing"/>
+      <w:lvlText w:val=""/>
+      <w:lvlJc w:val="left"/>
+      <w:pPr>
+        <w:tabs>
+          <w:tab w:val="num" w:pos="0"/>
+        </w:tabs>
+        <w:ind w:left="0" w:hanging="0"/>
+      </w:pPr>
+    </w:lvl>
+    <w:lvl w:ilvl="1">
+      <w:start w:val="1"/>
+      <w:numFmt w:val="none"/>
+      <w:suff w:val="nothing"/>
+      <w:lvlText w:val=""/>
+      <w:lvlJc w:val="left"/>
+      <w:pPr>
+        <w:tabs>
+          <w:tab w:val="num" w:pos="0"/>
+        </w:tabs>
+        <w:ind w:left="0" w:hanging="0"/>
+      </w:pPr>
+    </w:lvl>
+    <w:lvl w:ilvl="2">
+      <w:start w:val="1"/>
+      <w:numFmt w:val="none"/>
+      <w:suff w:val="nothing"/>
+      <w:lvlText w:val=""/>
+      <w:lvlJc w:val="left"/>
+      <w:pPr>
+        <w:tabs>
+          <w:tab w:val="num" w:pos="0"/>
+        </w:tabs>
+        <w:ind w:left="0" w:hanging="0"/>
+      </w:pPr>
+    </w:lvl>
+    <w:lvl w:ilvl="3">
+      <w:start w:val="1"/>
+      <w:numFmt w:val="none"/>
+      <w:suff w:val="nothing"/>
+      <w:lvlText w:val=""/>
+      <w:lvlJc w:val="left"/>
+      <w:pPr>
+        <w:tabs>
+          <w:tab w:val="num" w:pos="0"/>
+        </w:tabs>
+        <w:ind w:left="0" w:hanging="0"/>
+      </w:pPr>
+    </w:lvl>
+    <w:lvl w:ilvl="4">
+      <w:start w:val="1"/>
+      <w:numFmt w:val="none"/>
+      <w:suff w:val="nothing"/>
+      <w:lvlText w:val=""/>
+      <w:lvlJc w:val="left"/>
+      <w:pPr>
+        <w:tabs>
+          <w:tab w:val="num" w:pos="0"/>
+        </w:tabs>
+        <w:ind w:left="0" w:hanging="0"/>
+      </w:pPr>
+    </w:lvl>
+    <w:lvl w:ilvl="5">
+      <w:start w:val="1"/>
+      <w:numFmt w:val="none"/>
+      <w:suff w:val="nothing"/>
+      <w:lvlText w:val=""/>
+      <w:lvlJc w:val="left"/>
+      <w:pPr>
+        <w:tabs>
+          <w:tab w:val="num" w:pos="0"/>
+        </w:tabs>
+        <w:ind w:left="0" w:hanging="0"/>
+      </w:pPr>
+    </w:lvl>
+    <w:lvl w:ilvl="6">
+      <w:start w:val="1"/>
+      <w:numFmt w:val="none"/>
+      <w:suff w:val="nothing"/>
+      <w:lvlText w:val=""/>
+      <w:lvlJc w:val="left"/>
+      <w:pPr>
+        <w:tabs>
+          <w:tab w:val="num" w:pos="0"/>
+        </w:tabs>
+        <w:ind w:left="0" w:hanging="0"/>
+      </w:pPr>
+    </w:lvl>
+    <w:lvl w:ilvl="7">
+      <w:start w:val="1"/>
+      <w:numFmt w:val="none"/>
+      <w:suff w:val="nothing"/>
+      <w:lvlText w:val=""/>
+      <w:lvlJc w:val="left"/>
+      <w:pPr>
+        <w:tabs>
+          <w:tab w:val="num" w:pos="0"/>
+        </w:tabs>
+        <w:ind w:left="0" w:hanging="0"/>
+      </w:pPr>
+    </w:lvl>
+    <w:lvl w:ilvl="8">
+      <w:start w:val="1"/>
+      <w:numFmt w:val="none"/>
+      <w:suff w:val="nothing"/>
+      <w:lvlText w:val=""/>
+      <w:lvlJc w:val="left"/>
+      <w:pPr>
+        <w:tabs>
+          <w:tab w:val="num" w:pos="0"/>
+        </w:tabs>
+        <w:ind w:left="0" w:hanging="0"/>
+      </w:pPr>
     </w:lvl>
   </w:abstractNum>
   <w:num w:numId="1">
@@ -1582,6 +1723,9 @@
   </w:num>
   <w:num w:numId="8">
     <w:abstractNumId w:val="8"/>
+  </w:num>
+  <w:num w:numId="9">
+    <w:abstractNumId w:val="9"/>
   </w:num>
 </w:numbering>
 </file>
